--- a/materials/00-start-here/Trainee-User-Guide-Start-to-Finish.docx
+++ b/materials/00-start-here/Trainee-User-Guide-Start-to-Finish.docx
@@ -11488,7 +11488,7 @@
                 <w:sz w:val="19"/>
                 <w:szCs w:val="19"/>
               </w:rPr>
-              <w:t xml:space="preserve">Theory reading, one section per Book</w:t>
+              <w:t xml:space="preserve">Reading Packs — Intermediate Weeks 1–4 and Advanced Weeks 1–3, in session order</w:t>
             </w:r>
           </w:p>
         </w:tc>
@@ -11519,7 +11519,7 @@
                 <w:sz w:val="19"/>
                 <w:szCs w:val="19"/>
               </w:rPr>
-              <w:t xml:space="preserve">Before each session — find the section for that session's Book number</w:t>
+              <w:t xml:space="preserve">Before each session</w:t>
             </w:r>
           </w:p>
         </w:tc>

--- a/materials/00-start-here/Trainee-User-Guide-Start-to-Finish.docx
+++ b/materials/00-start-here/Trainee-User-Guide-Start-to-Finish.docx
@@ -6016,7 +6016,7 @@
                 <w:sz w:val="19"/>
                 <w:szCs w:val="19"/>
               </w:rPr>
-              <w:t xml:space="preserve">Workpaper 1 (Access / SoD) assigned — due before session 9</w:t>
+              <w:t xml:space="preserve">Workpaper 1 (Access / SoD) assigned — due 23:59 CT on the day of session 8</w:t>
             </w:r>
           </w:p>
         </w:tc>
@@ -6583,7 +6583,7 @@
                 <w:sz w:val="19"/>
                 <w:szCs w:val="19"/>
               </w:rPr>
-              <w:t xml:space="preserve">Workpaper 2 (Change &amp; Operations) assigned — due before session 13 · Workpaper 1 returned marked</w:t>
+              <w:t xml:space="preserve">Workpaper 2 (Change &amp; Operations) assigned — due 23:59 CT on the day of session 12 · Workpaper 1 returned marked</w:t>
             </w:r>
           </w:p>
         </w:tc>
@@ -7284,7 +7284,7 @@
                 <w:sz w:val="19"/>
                 <w:szCs w:val="19"/>
               </w:rPr>
-              <w:t xml:space="preserve">Workpaper 3 (ITAC — P2P / OTC) assigned — due before session 16 · Workpaper 2 returned marked</w:t>
+              <w:t xml:space="preserve">Workpaper 3 (ITAC — P2P / OTC) assigned — due 23:59 CT on the day of session 15 · Workpaper 2 returned marked</w:t>
             </w:r>
           </w:p>
         </w:tc>
@@ -9022,7 +9022,7 @@
                 <w:sz w:val="19"/>
                 <w:szCs w:val="19"/>
               </w:rPr>
-              <w:t xml:space="preserve">Deficiency memo assigned — due before session 11</w:t>
+              <w:t xml:space="preserve">Deficiency memo assigned — due 23:59 CT on the day of session 10</w:t>
             </w:r>
           </w:p>
         </w:tc>
